--- a/docs/Analisi_tecnica_frontend.docx
+++ b/docs/Analisi_tecnica_frontend.docx
@@ -2199,7 +2199,7 @@
               <w:rPr>
                 <w:sz w:val="18"/>
               </w:rPr>
-              <w:t>avatar, team-crest, role-badge, overall-badge, states, confirm-dialog, data-table, player-card, image-picker, player-form, team-form</w:t>
+              <w:t>avatar, team-crest, role-badge, overall-badge, states, confirm-dialog, data-table, player-card, image-picker, player-form, team-form, plural</w:t>
             </w:r>
           </w:p>
         </w:tc>
@@ -15454,7 +15454,49 @@
               <w:rPr>
                 <w:sz w:val="17"/>
               </w:rPr>
-              <w:t>Tabella generica su mat-table: allineamento, larghezza, tooltip intestazione, colonna evidenziata, colonne nascoste sotto 640 px.</w:t>
+              <w:t xml:space="preserve">Tabella generica su mat-table: allineamento, larghezza, tooltip intestazione, colonna evidenziata, colonne nascoste sotto 640 px. Con </w:t>
+            </w:r>
+            <w:r>
+              <w:rPr>
+                <w:rFonts w:ascii="Consolas" w:hAnsi="Consolas"/>
+                <w:color w:val="153A66"/>
+                <w:sz w:val="17"/>
+              </w:rPr>
+              <w:t>clickable</w:t>
+            </w:r>
+            <w:r>
+              <w:rPr>
+                <w:sz w:val="17"/>
+              </w:rPr>
+              <w:t xml:space="preserve"> le righe sono raggiungibili con Tab (</w:t>
+            </w:r>
+            <w:r>
+              <w:rPr>
+                <w:rFonts w:ascii="Consolas" w:hAnsi="Consolas"/>
+                <w:color w:val="153A66"/>
+                <w:sz w:val="17"/>
+              </w:rPr>
+              <w:t>tabindex="0"</w:t>
+            </w:r>
+            <w:r>
+              <w:rPr>
+                <w:sz w:val="17"/>
+              </w:rPr>
+              <w:t xml:space="preserve">), si attivano con Invio e Spazio e hanno un contorno </w:t>
+            </w:r>
+            <w:r>
+              <w:rPr>
+                <w:rFonts w:ascii="Consolas" w:hAnsi="Consolas"/>
+                <w:color w:val="153A66"/>
+                <w:sz w:val="17"/>
+              </w:rPr>
+              <w:t>:focus-visible</w:t>
+            </w:r>
+            <w:r>
+              <w:rPr>
+                <w:sz w:val="17"/>
+              </w:rPr>
+              <w:t>; i tasti premuti su elementi interni (es. un link) non attivano la riga.</w:t>
             </w:r>
           </w:p>
         </w:tc>
@@ -15759,38 +15801,17 @@
             </w:r>
             <w:r>
               <w:rPr>
-                <w:sz w:val="17"/>
-              </w:rPr>
-              <w:t>TeamDeleteFlow (features/teams)</w:t>
-            </w:r>
-          </w:p>
-        </w:tc>
-        <w:tc>
-          <w:tcPr>
-            <w:tcW w:type="dxa" w:w="2608"/>
-          </w:tcPr>
-          <w:p>
-            <w:pPr>
-              <w:spacing w:after="0"/>
-            </w:pPr>
-            <w:r>
-              <w:rPr>
-                <w:sz w:val="17"/>
-              </w:rPr>
-            </w:r>
-            <w:r>
-              <w:rPr>
                 <w:rFonts w:ascii="Consolas" w:hAnsi="Consolas"/>
                 <w:color w:val="153A66"/>
                 <w:sz w:val="17"/>
               </w:rPr>
-              <w:t>run(team, playersCount?)</w:t>
-            </w:r>
-            <w:r>
-              <w:rPr>
-                <w:sz w:val="17"/>
-              </w:rPr>
-              <w:t xml:space="preserve">, </w:t>
+              <w:t>plural()</w:t>
+            </w:r>
+            <w:r>
+              <w:rPr>
+                <w:sz w:val="17"/>
+              </w:rPr>
+              <w:t xml:space="preserve"> + PluralPipe (</w:t>
             </w:r>
             <w:r>
               <w:rPr>
@@ -15798,6 +15819,153 @@
                 <w:color w:val="153A66"/>
                 <w:sz w:val="17"/>
               </w:rPr>
+              <w:t>plural</w:t>
+            </w:r>
+            <w:r>
+              <w:rPr>
+                <w:sz w:val="17"/>
+              </w:rPr>
+              <w:t>)</w:t>
+            </w:r>
+          </w:p>
+        </w:tc>
+        <w:tc>
+          <w:tcPr>
+            <w:tcW w:type="dxa" w:w="2608"/>
+          </w:tcPr>
+          <w:p>
+            <w:pPr>
+              <w:spacing w:after="0"/>
+            </w:pPr>
+            <w:r>
+              <w:rPr>
+                <w:sz w:val="17"/>
+              </w:rPr>
+            </w:r>
+            <w:r>
+              <w:rPr>
+                <w:rFonts w:ascii="Consolas" w:hAnsi="Consolas"/>
+                <w:color w:val="153A66"/>
+                <w:sz w:val="17"/>
+              </w:rPr>
+              <w:t>plural(n, singolare, plurale)</w:t>
+            </w:r>
+            <w:r>
+              <w:rPr>
+                <w:sz w:val="17"/>
+              </w:rPr>
+              <w:t xml:space="preserve">; nel template </w:t>
+            </w:r>
+            <w:r>
+              <w:rPr>
+                <w:rFonts w:ascii="Consolas" w:hAnsi="Consolas"/>
+                <w:color w:val="153A66"/>
+                <w:sz w:val="17"/>
+              </w:rPr>
+              <w:t>{{ n | plural: 'squadra' : 'squadre' }}</w:t>
+            </w:r>
+          </w:p>
+        </w:tc>
+        <w:tc>
+          <w:tcPr>
+            <w:tcW w:type="dxa" w:w="907"/>
+          </w:tcPr>
+          <w:p>
+            <w:pPr>
+              <w:spacing w:after="0"/>
+            </w:pPr>
+            <w:r>
+              <w:rPr>
+                <w:sz w:val="17"/>
+              </w:rPr>
+            </w:r>
+            <w:r>
+              <w:rPr>
+                <w:sz w:val="17"/>
+              </w:rPr>
+              <w:t>–</w:t>
+            </w:r>
+          </w:p>
+        </w:tc>
+        <w:tc>
+          <w:tcPr>
+            <w:tcW w:type="dxa" w:w="3798"/>
+          </w:tcPr>
+          <w:p>
+            <w:pPr>
+              <w:spacing w:after="0"/>
+            </w:pPr>
+            <w:r>
+              <w:rPr>
+                <w:sz w:val="17"/>
+              </w:rPr>
+            </w:r>
+            <w:r>
+              <w:rPr>
+                <w:sz w:val="17"/>
+              </w:rPr>
+              <w:t>Numero con la forma corretta: singolare solo per 1 (es. «1 squadra iscritta», «0 squadre iscritte»).</w:t>
+            </w:r>
+          </w:p>
+        </w:tc>
+      </w:tr>
+      <w:tr>
+        <w:tc>
+          <w:tcPr>
+            <w:tcW w:type="dxa" w:w="2041"/>
+            <w:shd w:val="clear" w:color="auto" w:fill="F2F5F9"/>
+          </w:tcPr>
+          <w:p>
+            <w:pPr>
+              <w:spacing w:after="0"/>
+            </w:pPr>
+            <w:r>
+              <w:rPr>
+                <w:sz w:val="17"/>
+              </w:rPr>
+            </w:r>
+            <w:r>
+              <w:rPr>
+                <w:sz w:val="17"/>
+              </w:rPr>
+              <w:t>TeamDeleteFlow (features/teams)</w:t>
+            </w:r>
+          </w:p>
+        </w:tc>
+        <w:tc>
+          <w:tcPr>
+            <w:tcW w:type="dxa" w:w="2608"/>
+            <w:shd w:val="clear" w:color="auto" w:fill="F2F5F9"/>
+          </w:tcPr>
+          <w:p>
+            <w:pPr>
+              <w:spacing w:after="0"/>
+            </w:pPr>
+            <w:r>
+              <w:rPr>
+                <w:sz w:val="17"/>
+              </w:rPr>
+            </w:r>
+            <w:r>
+              <w:rPr>
+                <w:rFonts w:ascii="Consolas" w:hAnsi="Consolas"/>
+                <w:color w:val="153A66"/>
+                <w:sz w:val="17"/>
+              </w:rPr>
+              <w:t>run(team, playersCount?)</w:t>
+            </w:r>
+            <w:r>
+              <w:rPr>
+                <w:sz w:val="17"/>
+              </w:rPr>
+              <w:t xml:space="preserve">, </w:t>
+            </w:r>
+            <w:r>
+              <w:rPr>
+                <w:rFonts w:ascii="Consolas" w:hAnsi="Consolas"/>
+                <w:color w:val="153A66"/>
+                <w:sz w:val="17"/>
+              </w:rPr>
               <w:t>describe(result)</w:t>
             </w:r>
           </w:p>
@@ -15805,6 +15973,7 @@
         <w:tc>
           <w:tcPr>
             <w:tcW w:type="dxa" w:w="907"/>
+            <w:shd w:val="clear" w:color="auto" w:fill="F2F5F9"/>
           </w:tcPr>
           <w:p>
             <w:pPr>
@@ -15826,6 +15995,7 @@
         <w:tc>
           <w:tcPr>
             <w:tcW w:type="dxa" w:w="3798"/>
+            <w:shd w:val="clear" w:color="auto" w:fill="F2F5F9"/>
           </w:tcPr>
           <w:p>
             <w:pPr>
@@ -16219,6 +16389,25 @@
       </w:pPr>
       <w:r>
         <w:t>Si inviano solo i campi cambiati (PATCH); senza modifiche il dialog si chiude senza chiamate. Se la partita cambia giornata la vista la segue.</w:t>
+      </w:r>
+    </w:p>
+    <w:p>
+      <w:pPr>
+        <w:pStyle w:val="ListBullet"/>
+      </w:pPr>
+      <w:r>
+        <w:t xml:space="preserve">Mentre si caricano le squadre il pulsante della partita mostra uno spinner con </w:t>
+      </w:r>
+      <w:r>
+        <w:rPr>
+          <w:rFonts w:ascii="Consolas" w:hAnsi="Consolas"/>
+          <w:color w:val="153A66"/>
+          <w:sz w:val="19"/>
+        </w:rPr>
+        <w:t>aria-busy</w:t>
+      </w:r>
+      <w:r>
+        <w:t>, e tutti i pulsanti «Modifica partita» sono disabilitati: i clic successivi sono ignorati finché il dialog non è aperto o la richiesta non fallisce. Anche «Inserisci/Modifica risultato» apre un solo dialog alla volta.</w:t>
       </w:r>
     </w:p>
     <w:p>
@@ -21296,7 +21485,15 @@
         <w:t>aria-label</w:t>
       </w:r>
       <w:r>
-        <w:t xml:space="preserve"> (menu, svuota ricerca, giornata precedente/successiva, modifica/elimina, mostra password).</w:t>
+        <w:t xml:space="preserve"> (menu, svuota ricerca, giornata precedente/successiva, modifica/elimina, mostra password). I pulsanti dell'header hanno un nome accessibile anche su mobile, dove il testo è nascosto: «Area admin: accedi» e «Menu utente &lt;username&gt;».</w:t>
+      </w:r>
+    </w:p>
+    <w:p>
+      <w:pPr>
+        <w:pStyle w:val="ListBullet"/>
+      </w:pPr>
+      <w:r>
+        <w:t>Righe di tabella cliccabili utilizzabili da tastiera (Tab, Invio, Spazio) con contorno di focus visibile, mantenendo la semantica di tabella.</w:t>
       </w:r>
     </w:p>
     <w:p>
@@ -22535,78 +22732,6 @@
         <w:rPr>
           <w:b/>
         </w:rPr>
-        <w:t>Righe di tabella cliccabili solo con il mouse</w:t>
-      </w:r>
-      <w:r>
-        <w:t xml:space="preserve">: in classifica e nella vista tabella dei giocatori la navigazione avviene con </w:t>
-      </w:r>
-      <w:r>
-        <w:rPr>
-          <w:rFonts w:ascii="Consolas" w:hAnsi="Consolas"/>
-          <w:color w:val="153A66"/>
-          <w:sz w:val="19"/>
-        </w:rPr>
-        <w:t>(click)</w:t>
-      </w:r>
-      <w:r>
-        <w:t xml:space="preserve"> sulla </w:t>
-      </w:r>
-      <w:r>
-        <w:rPr>
-          <w:rFonts w:ascii="Consolas" w:hAnsi="Consolas"/>
-          <w:color w:val="153A66"/>
-          <w:sz w:val="19"/>
-        </w:rPr>
-        <w:t>&lt;tr&gt;</w:t>
-      </w:r>
-      <w:r>
-        <w:t>, senza link né supporto da tastiera.</w:t>
-      </w:r>
-    </w:p>
-    <w:p>
-      <w:pPr>
-        <w:pStyle w:val="ListBullet"/>
-      </w:pPr>
-      <w:r>
-        <w:rPr>
-          <w:b/>
-        </w:rPr>
-        <w:t>Pulsanti header senza nome accessibile su mobile</w:t>
-      </w:r>
-      <w:r>
-        <w:t xml:space="preserve">: sotto 640 px il testo di «Area admin» e lo username è nascosto con </w:t>
-      </w:r>
-      <w:r>
-        <w:rPr>
-          <w:rFonts w:ascii="Consolas" w:hAnsi="Consolas"/>
-          <w:color w:val="153A66"/>
-          <w:sz w:val="19"/>
-        </w:rPr>
-        <w:t>display: none</w:t>
-      </w:r>
-      <w:r>
-        <w:t xml:space="preserve">, e l'icona è </w:t>
-      </w:r>
-      <w:r>
-        <w:rPr>
-          <w:rFonts w:ascii="Consolas" w:hAnsi="Consolas"/>
-          <w:color w:val="153A66"/>
-          <w:sz w:val="19"/>
-        </w:rPr>
-        <w:t>aria-hidden</w:t>
-      </w:r>
-      <w:r>
-        <w:t>.</w:t>
-      </w:r>
-    </w:p>
-    <w:p>
-      <w:pPr>
-        <w:pStyle w:val="ListBullet"/>
-      </w:pPr>
-      <w:r>
-        <w:rPr>
-          <w:b/>
-        </w:rPr>
         <w:t>Contrasto</w:t>
       </w:r>
       <w:r>
@@ -22746,21 +22871,7 @@
         <w:t>Caricamenti</w:t>
       </w:r>
       <w:r>
-        <w:t>: spinner al posto di skeleton; nessun feedback mentre si caricano le squadre prima del dialog di modifica partita.</w:t>
-      </w:r>
-    </w:p>
-    <w:p>
-      <w:pPr>
-        <w:pStyle w:val="ListBullet"/>
-      </w:pPr>
-      <w:r>
-        <w:rPr>
-          <w:b/>
-        </w:rPr>
-        <w:t>Microcopy</w:t>
-      </w:r>
-      <w:r>
-        <w:t>: plurali non gestiti in alcuni testi («1 giocatori in rosa», «1 squadre iscritte», «1 partite rimosse»); durante il caricamento l'elenco squadre mostra «0 squadre iscritte».</w:t>
+        <w:t>: spinner al posto di skeleton.</w:t>
       </w:r>
     </w:p>
     <w:p>
@@ -22910,9 +23021,6 @@
         <w:pStyle w:val="ListBullet"/>
       </w:pPr>
       <w:r>
-        <w:t xml:space="preserve">Righe di tabella navigabili (link nella cella principale), </w:t>
-      </w:r>
-      <w:r>
         <w:rPr>
           <w:rFonts w:ascii="Consolas" w:hAnsi="Consolas"/>
           <w:color w:val="153A66"/>
@@ -22962,7 +23070,7 @@
         <w:pStyle w:val="ListBullet"/>
       </w:pPr>
       <w:r>
-        <w:t>Skeleton per liste e dettagli; gestione dei plurali; messaggi di errore specifici per tipo.</w:t>
+        <w:t>Skeleton per liste e dettagli; messaggi di errore specifici per tipo.</w:t>
       </w:r>
     </w:p>
     <w:p>
